--- a/src/main/resources/templates/PV_AFSR_PPMAGPM_CENTRALE.docx
+++ b/src/main/resources/templates/PV_AFSR_PPMAGPM_CENTRALE.docx
@@ -363,7 +363,7 @@
           <w:spacing w:val="-2"/>
           <w:u w:val="single"/>
         </w:rPr>
-        <w:t>CENTRALE/REGIONALE…</w:t>
+        <w:t>CENTRALE…</w:t>
       </w:r>
     </w:p>
     <w:p>
@@ -1586,7 +1586,7 @@
         <w:rPr>
           <w:sz w:val="20"/>
         </w:rPr>
-        <w:t>Centrale/Régionale</w:t>
+        <w:t>Centrale</w:t>
       </w:r>
       <w:r>
         <w:rPr>
